--- a/example_articles/states/Unspecified/1.states_Unspecified_New_York_Times.docx
+++ b/example_articles/states/Unspecified/1.states_Unspecified_New_York_Times.docx
@@ -29,17 +29,17 @@
     </w:p>
     <w:p>
       <w:r>
-        <w:t>Source File: NYT/47.DOCX</w:t>
+        <w:t>Source file: NYT/47.DOCX</w:t>
       </w:r>
     </w:p>
     <w:p>
       <w:r>
-        <w:t>Raw locations result: ['Romania']</w:t>
+        <w:t>Raw locations result, 'locations': ['Romania']</w:t>
       </w:r>
     </w:p>
     <w:p>
       <w:r>
-        <w:t>states_stand_flat (Standardized): Unspecified</w:t>
+        <w:t>Standardized locations result, 'states_stand_flat': Unspecified</w:t>
       </w:r>
     </w:p>
     <w:p>

--- a/example_articles/states/Unspecified/1.states_Unspecified_New_York_Times.docx
+++ b/example_articles/states/Unspecified/1.states_Unspecified_New_York_Times.docx
@@ -7,9 +7,7 @@
         <w:pStyle w:val="Heading1"/>
       </w:pPr>
       <w:r>
-        <w:t>Upheaval in the East: Czechoslovakia;</w:t>
-        <w:br/>
-        <w:t>In Choice of Ambassadors, Prague Leans Toward the Symbolic</w:t>
+        <w:t>You Lived Through the 80's and Forgot to Get Rich?</w:t>
       </w:r>
     </w:p>
     <w:p>
@@ -19,22 +17,22 @@
     </w:p>
     <w:p>
       <w:r>
-        <w:t>Date: 1990-02-15</w:t>
+        <w:t>Date: 1990-10-14</w:t>
       </w:r>
     </w:p>
     <w:p>
       <w:r>
-        <w:t>Section: Section A; Page 19, Column 1; Foreign Desk</w:t>
+        <w:t>Section: Section 7; Page 9, Column 1; Book Review Desk; Review</w:t>
       </w:r>
     </w:p>
     <w:p>
       <w:r>
-        <w:t>Source file: NYT/47.DOCX</w:t>
+        <w:t>Source file: NYT/43.DOCX</w:t>
       </w:r>
     </w:p>
     <w:p>
       <w:r>
-        <w:t>Raw locations result, 'locations': ['Romania']</w:t>
+        <w:t>Raw locations result, 'locations': ['NA']</w:t>
       </w:r>
     </w:p>
     <w:p>
@@ -51,75 +49,31 @@
     </w:p>
     <w:p>
       <w:r>
-        <w:t>Rudolf Slansky, a disenchanted former Communist whose father, the General Secretary of the party, was hanged in 1952 after a Stalinist show trial, has been appointed Ambassador to the Soviet Union.</w:t>
+        <w:t>THE IMPERIAL MIDDLE</w:t>
         <w:br/>
-        <w:t>''It is an excellent idea,'' President Vaclav Havel said in an interview, approving Foreign Minister Jiri Dienstbier's nominee. ''It is exactly in my symbolic and metaphoric way of political thinking.''</w:t>
+        <w:t>Why Americans Can't Think Straight About Class.</w:t>
         <w:br/>
-        <w:t>Not much less symbolic of Czechoslovakia's radical reorientation of its foreign policy, which until the overthrow of the Communist leadership last December was dictated by the Soviet Union and consistently hostile to the United States, was the appointment of Rita Klimova as Ambassador to Washington.</w:t>
+        <w:t>By Benjamin DeMott.</w:t>
         <w:br/>
-        <w:t>Mrs. Klimova owes her survival to the asylum that the United States gave her and her family in 1939, after Germany seized Czechoslovakia. Her father, the late Stanislav Budin, was a noted Communist journalist, and because they were Jews, all the family's lives were at risk.</w:t>
+        <w:t>264 pp. New York:</w:t>
         <w:br/>
-        <w:t xml:space="preserve"> </w:t>
+        <w:t>William Morrow &amp; Company.</w:t>
         <w:br/>
-        <w:t>Deep Anti-Semitism</w:t>
+        <w:t>$18.95.</w:t>
         <w:br/>
-        <w:t>The elder Slansky, also named Rudolf, was chief defendant in a trial that occurred at the height of Stalin's drive against Jews and was marked by virulent anti-Semitism. Mr. Slansky and virtually all his co-defendants were Jews. He was falsely condemned as a Zionist and ''imperialist'' agent.</w:t>
+        <w:t>Not long ago, when I was doing a radio interview on much the same themes Benjamin DeMott addresses in ''The Imperial Middle,'' a woman called in to ask, in a plaintive tone, ''Do we have to talk about class? Why can't we just treat everyone as an individual?'' For this woman, as for so many Americans, class, unlike race or gender, is not a category that helps to explain the individual condition. It is a judgment that admits of no excuses: are you middle-aged and still not middle-class? Someone who lived through the 80's and, somehow, in the flurry, forgot to get rich?</w:t>
         <w:br/>
-        <w:t>The new Ambassador spent the war years in the United States, where his father served as an international Communist functionary. He joined the Communist Party even after his father's execution, because he believed the idea of communism to be purer than Communists.</w:t>
+        <w:t>But class, no less than race or gender, is a central and sometimes tragic part of each person's story. It leaves its imprint on the personality: a questing, expansionist outlook goes well with trust funds and recreational travel; an aggrieved and narrower view better suits the paycheck-to-paycheck way of life, the cramped apartments and indifferent schools. It leaves deep marks on the body too: bad teeth; chronic, uncorrected health problems; blackened lungs; and ruined backs. And it can be, in all kinds of ways, a determinant of early death. In ''The Imperial Middle,'' Mr. DeMott tells of a black youth, rescued from the ghetto by a scholarship to an elite liberal-arts college, who was faced with a freshman swimming test. All the other youngsters dived in confidently and swam their laps; then this youth dived in - and promptly drowned. Apparently no one had stopped to think that not all children go to summer camp.</w:t>
         <w:br/>
-        <w:t>Mrs. Klimova was also a Communist - ''very fanatical, I might even say'' - and both the new Ambassadors were purged from the party after the Soviet-led invasion in 1968, which they condemned. They were enthusiastic supporters of the reforms that brought on the invasion and dissidents until the peaceful revolution of last autumn.</w:t>
+        <w:t>For this and other reasons, Mr. DeMott, who is the Mellon Professor of Humanities at Amherst College, believes that we do, indeed, have to talk about class. The sturdiest obstacle, he argues, is the American myth of classlessness, which usually presents itself as the belief that we are all middle-class, and that the occasional exception is deviant, suspect and probably dumb. Mr. DeMott excels at exposing the insularity that leads the upper middle class to imagine, among other things, that everyone can swim. Among many instances of class bias in the news media, he brings us two famous anchormen, stroking their chins over Jesse Jackson's support in the 1988 Democratic Presidential primaries and opining that movements of the lower classes have a tendency to ''go awry.'' Or there is the television critic who asks, insultingly, of the working-class heroine on ''Roseanne'': how did she get so smart?</w:t>
         <w:br/>
-        <w:t>Last November and December, Mrs. Klimova served as the voice of Civic Forum, the movement that led the overthrow of the Communist Government. She was the interpreter at the many news conferences in which Mr. Havel and his supporters proclaimed the goals of their movement.</w:t>
+        <w:t>The myth of classlessness is buttressed, in Mr. DeMott's analysis, by what he calls the ''omni syndrome'' - the idea that, whatever our differences, ''each has access to all.'' Lee Iacocca asserts he is a friend of the guys on the line, while George Bush claims to favor pork cracklings over broccoli and to fall asleep to the music of Loretta Lynn and Crystal Gayle. In the grip of the omni syndrome, we lose the ''skills and arts'' of discerning differences. We cannot, at some basic, socially gritty level, tell one person from another, and we are left with an empty notion of the self, free-floating, unscathed by social structures or human contact - the individual of my radio-show caller's concern.</w:t>
         <w:br/>
-        <w:t>The future Ambassador was regarded as more than a mere interpreter of the opposition's words into her fluent English, which bears the stamp of her formative years on New York's Upper West Side, together with the lilt of Czech singsong. By her tone of voice and her expressive features, the 58-year-old former economics lecturer added drama and conviction to words that stirred her and disdain to questions that she deemed unsympathetic.</w:t>
+        <w:t>My only problem with ''The Imperial Middle'' is that it holds back from indicting, in the obvious terms of class, the human agents of obfuscation. Myths have makers, syndromes have etiology, and the layers of gauze over the subject of class were not put there by secretaries or factory hands. Mr. DeMott knows this and notes that the news media are the ''voice of the imperial middle'' and that the myth of classlessness can be seen as a defensive strategy on the part of the professional middle class.</w:t>
         <w:br/>
-        <w:t xml:space="preserve"> </w:t>
+        <w:t>These points deserve to be more than noted. Myths of a classless meritocracy are flattering to elites, including, of course, the even more ''imperial'' upper class. So, too, is the recent myth of an incorrigible ''underclass,'' whose failings are said to be so entirely personal and moral that nothing can be done. If it is the ''voice of the imperial middle'' that brings us these myths, then the question ''Why Americans can't think straight about class?'' can be answered more pointedly, like this: we have been misled by our pundits and scholars because they are members of a relative elite - the imperial or professional middle class - which has a stake in obscuring the causes and true dimensions of inequality.</w:t>
         <w:br/>
-        <w:t>'Embassy About-Face'</w:t>
-        <w:br/>
-        <w:t>Mrs. Klimova is expected to have the easier task of the two. ''My main job will be to make the embassy about-face,'' she said as she sorted a chaos of papers in her apartment a few days before her departure on Feb. 12. ''It was concerned primarily with making Americans uninterested in Czechoslovakia and keeping them out of this country.''</w:t>
-        <w:br/>
-        <w:t>Mr. Slansky's assignment will be more delicate. ''The great issue is to finish changing our relationship from unequal to equal,'' he said. The difficult present negotiations over Czechoslovak demands that the Soviet Army withdraw illustrate the difficulties of the 55-year-old Mr. Slansky's mission.</w:t>
-        <w:br/>
-        <w:t>The Ambassador acknowledged ''mixed feelings'' over what lies ahead. But he emphasized that despite the personal and political harm he suffered under earlier Soviet leaders, he bore no resentment to the nation and its present head.</w:t>
-        <w:br/>
-        <w:t xml:space="preserve"> </w:t>
-        <w:br/>
-        <w:t>Deep Ties to Moscow</w:t>
-        <w:br/>
-        <w:t>''I have of course a personal attitude toward the Soviet Union, but I never linked what Soviet leaders do or what happened to my family to the Soviet people,'' he said, in slow but exact English. ''I always made that difference.'' Whatever his sentiments toward those who decided the invasion of 1968, he said, ''I didn't hate the soldiers on the tanks.''</w:t>
-        <w:br/>
-        <w:t>Mr. Slansky said that above all the Soviet Union must be seen as a superpower on the border. ''Our contacts with that country are part of our lives,'' he said. ''We need to look at it very realistically, not emotionally. Emotionally is possible, but not useful.''</w:t>
-        <w:br/>
-        <w:t>Mr. Slansky said his reflections after the invasion led him to speak for pragmatism instead of political dogma. ''The lesson that I learned was that democracy is completely incompatible with rule by one, totalitarian party, even if people in it have good intentions.'' he said. ''A pluralistic political system is the only way.''</w:t>
-        <w:br/>
-        <w:t>An economist, Mr. Slansky stressed the importance of relations with the country with which Czechoslovakia does 40 percent of its trade. While Prague is seeking to reorient exports to capitalist countries, the Ambassador said its national interest required that it remain on good trading terms with the country that provides 87 percent of its energy needs and most raw materials.</w:t>
-        <w:br/>
-        <w:t>''We need the Soviet Union more than it needs us,'' he said. ''Our interest is to have the best possible relations, politically and economically.''</w:t>
-        <w:br/>
-        <w:t xml:space="preserve"> </w:t>
-        <w:br/>
-        <w:t>Aid From Washington</w:t>
-        <w:br/>
-        <w:t>Mrs. Klimova hopes to attract American educational and technological assistance, as well as investment. Speaking of Secretary of State James A. Baker 3d's visit last week, she said: ''We told Baker that for the previous Government, the exchanges specified in our cultural and technological agreement were the ceiling. Now we would like to perceive this as the floor.''</w:t>
-        <w:br/>
-        <w:t>The Ambassador was married to Zdenek Mlynar, a top Communist official until he, too, became a dissident and was expelled to Austria. Mr. Mlynar was a friend of Mikhail S. Gorbachev during their student days in Moscow.</w:t>
-        <w:br/>
-        <w:t>''Whenever he went to visit Moscow, I bought shirts and shoes for Gorbachev here for him to take along,'' she recalled. Mrs. Klimova, who has two children and one grandchild, was widowed after her second marriage.</w:t>
-        <w:br/>
-        <w:t>Her commitment to Communism, which made her interrupt her education to work for a year in a factory after her return from the United States in 1946, ''to get close to the working class,'' weakened while she taught the history of economic thought at Charles University in the 1960's.</w:t>
-        <w:br/>
-        <w:t>Ousted as a lecturer after the invasion, she was relegated to the university's accounting office and finally dismissed. She earned a living for herself and her children as a simultaneous interpreter. But when the Charter 77 dissident movement was born she was reduced to written translating only, until she re-emerged as the English voice of the Civic Forum movement.</w:t>
-        <w:br/>
-        <w:t>''My English saved my life,'' the Ambassador said.</w:t>
-        <w:br/>
-        <w:br/>
-        <w:t>Graphic</w:t>
-        <w:br/>
-        <w:br/>
-        <w:t xml:space="preserve"> </w:t>
-        <w:br/>
-        <w:t>Photos: Rudolf Slansky has been appointed Czechoslovakia's Ambassador to the Soviet Union. (Liba Taylor); Rita Klimova, the new Czechoslovak Ambassador to the United States, opening mail yesterday at her office in Washington. (The New York Times/Paul Hosefros)</w:t>
+        <w:t>But this is not a hard-nosed, ax-grinding kind of book. ''The Imperial Middle'' is a work of cultural criticism, and if it is occasionally a bit elusive, it is also imaginative, challenging and a pleasure to read. For anyone ready to cut through our collective delusions and begin the long overdue talk about class, there could not be a more congenial conversationalist than Mr. DeMott.</w:t>
       </w:r>
     </w:p>
     <w:sectPr>

--- a/example_articles/states/Unspecified/1.states_Unspecified_New_York_Times.docx
+++ b/example_articles/states/Unspecified/1.states_Unspecified_New_York_Times.docx
@@ -7,7 +7,7 @@
         <w:pStyle w:val="Heading1"/>
       </w:pPr>
       <w:r>
-        <w:t>You Lived Through the 80's and Forgot to Get Rich?</w:t>
+        <w:t>Climbing Up, and Losing Ground</w:t>
       </w:r>
     </w:p>
     <w:p>
@@ -17,17 +17,17 @@
     </w:p>
     <w:p>
       <w:r>
-        <w:t>Date: 1990-10-14</w:t>
+        <w:t>Date: 2006-01-08</w:t>
       </w:r>
     </w:p>
     <w:p>
       <w:r>
-        <w:t>Section: Section 7; Page 9, Column 1; Book Review Desk; Review</w:t>
+        <w:t>Section: Section 4A; Column 1; Education Life Supplement; Pg. 42; BOOKS</w:t>
       </w:r>
     </w:p>
     <w:p>
       <w:r>
-        <w:t>Source file: NYT/43.DOCX</w:t>
+        <w:t>Source file: NYT/39.DOCX</w:t>
       </w:r>
     </w:p>
     <w:p>
@@ -49,31 +49,58 @@
     </w:p>
     <w:p>
       <w:r>
-        <w:t>THE IMPERIAL MIDDLE</w:t>
+        <w:t>Strapped: Why America's 20- and 30-Somethings Can't Get Ahead</w:t>
         <w:br/>
-        <w:t>Why Americans Can't Think Straight About Class.</w:t>
+        <w:t>By Tamara Draut</w:t>
         <w:br/>
-        <w:t>By Benjamin DeMott.</w:t>
+        <w:t>Doubleday; hardcover</w:t>
         <w:br/>
-        <w:t>264 pp. New York:</w:t>
         <w:br/>
-        <w:t>William Morrow &amp; Company.</w:t>
+        <w:t>Aiding Students, Buying Students: Financial Aid in America</w:t>
         <w:br/>
-        <w:t>$18.95.</w:t>
+        <w:t>By Rupert Wilkinson</w:t>
         <w:br/>
-        <w:t>Not long ago, when I was doing a radio interview on much the same themes Benjamin DeMott addresses in ''The Imperial Middle,'' a woman called in to ask, in a plaintive tone, ''Do we have to talk about class? Why can't we just treat everyone as an individual?'' For this woman, as for so many Americans, class, unlike race or gender, is not a category that helps to explain the individual condition. It is a judgment that admits of no excuses: are you middle-aged and still not middle-class? Someone who lived through the 80's and, somehow, in the flurry, forgot to get rich?</w:t>
+        <w:t>Vanderbilt University Press; hardcover</w:t>
         <w:br/>
-        <w:t>But class, no less than race or gender, is a central and sometimes tragic part of each person's story. It leaves its imprint on the personality: a questing, expansionist outlook goes well with trust funds and recreational travel; an aggrieved and narrower view better suits the paycheck-to-paycheck way of life, the cramped apartments and indifferent schools. It leaves deep marks on the body too: bad teeth; chronic, uncorrected health problems; blackened lungs; and ruined backs. And it can be, in all kinds of ways, a determinant of early death. In ''The Imperial Middle,'' Mr. DeMott tells of a black youth, rescued from the ghetto by a scholarship to an elite liberal-arts college, who was faced with a freshman swimming test. All the other youngsters dived in confidently and swam their laps; then this youth dived in - and promptly drowned. Apparently no one had stopped to think that not all children go to summer camp.</w:t>
+        <w:t xml:space="preserve">  WHEN Ann Radcliffe, a London widow, gave Harvard College one of its first big gifts in 1643, she specified that it be used to pay the tuition of a ''poor scholer.'' The first recipient of the scholarship was Joseph Weld, the son of the Harvard trustee who had solicited the gift. </w:t>
         <w:br/>
-        <w:t>For this and other reasons, Mr. DeMott, who is the Mellon Professor of Humanities at Amherst College, believes that we do, indeed, have to talk about class. The sturdiest obstacle, he argues, is the American myth of classlessness, which usually presents itself as the belief that we are all middle-class, and that the occasional exception is deviant, suspect and probably dumb. Mr. DeMott excels at exposing the insularity that leads the upper middle class to imagine, among other things, that everyone can swim. Among many instances of class bias in the news media, he brings us two famous anchormen, stroking their chins over Jesse Jackson's support in the 1988 Democratic Presidential primaries and opining that movements of the lower classes have a tendency to ''go awry.'' Or there is the television critic who asks, insultingly, of the working-class heroine on ''Roseanne'': how did she get so smart?</w:t>
+        <w:t xml:space="preserve">  Three hundred-odd years later, the American system of financial aid found itself on firmer footing, thanks largely to the G.I. Bill of 1944. It gave returning soldiers $500 a year to pay for college, enough to cover tuition on almost every campus in the country at the time. The next generation of students, the baby boomers, did pretty well too. When President Lyndon Johnson signed a sweeping higher-education bill in 1965, he promised that ''a high school senior anywhere in this great land of ours can apply to any college or university in any of the 50 states and not be turned away because the family is poor.''</w:t>
         <w:br/>
-        <w:t>The myth of classlessness is buttressed, in Mr. DeMott's analysis, by what he calls the ''omni syndrome'' - the idea that, whatever our differences, ''each has access to all.'' Lee Iacocca asserts he is a friend of the guys on the line, while George Bush claims to favor pork cracklings over broccoli and to fall asleep to the music of Loretta Lynn and Crystal Gayle. In the grip of the omni syndrome, we lose the ''skills and arts'' of discerning differences. We cannot, at some basic, socially gritty level, tell one person from another, and we are left with an empty notion of the self, free-floating, unscathed by social structures or human contact - the individual of my radio-show caller's concern.</w:t>
+        <w:t>Today, thousands of teenagers would probably disagree with President Johnson, and it seems reasonable to say -- as two new books do -- that the financial-aid system has been sliding backward. The country's 250 or so top colleges actually enroll fewer middle- and working-class students than they did in the 1980's.</w:t>
         <w:br/>
-        <w:t>My only problem with ''The Imperial Middle'' is that it holds back from indicting, in the obvious terms of class, the human agents of obfuscation. Myths have makers, syndromes have etiology, and the layers of gauze over the subject of class were not put there by secretaries or factory hands. Mr. DeMott knows this and notes that the news media are the ''voice of the imperial middle'' and that the myth of classlessness can be seen as a defensive strategy on the part of the professional middle class.</w:t>
+        <w:t xml:space="preserve">  Making it to college, meanwhile, is just one of the hurdles young adults now face. When they leave campus, with a degree or without one, many will be much deeper in debt than their parents or grandparents were. They will also be helping to pay for their elders' retirement, through Social Security taxes. Many will be buying homes that have recently soared in price, and so will end up transferring yet more wealth to an older generation. Then they will have to pay for day care in an economy that gives bigger tax breaks to ''someone buying a second home than raising a second child,'' Tamara Draut writes in ''Strapped: Why America's 20- and 30-Somethings Can't Get Ahead,'' a grim tale of one-sided generational war. </w:t>
         <w:br/>
-        <w:t>These points deserve to be more than noted. Myths of a classless meritocracy are flattering to elites, including, of course, the even more ''imperial'' upper class. So, too, is the recent myth of an incorrigible ''underclass,'' whose failings are said to be so entirely personal and moral that nothing can be done. If it is the ''voice of the imperial middle'' that brings us these myths, then the question ''Why Americans can't think straight about class?'' can be answered more pointedly, like this: we have been misled by our pundits and scholars because they are members of a relative elite - the imperial or professional middle class - which has a stake in obscuring the causes and true dimensions of inequality.</w:t>
+        <w:t xml:space="preserve">  The fight for resources between generations does not usually get as much attention as society's other divisions. But with the boomers starting to retire and depend on Social Security and Medicare, the tension between them and their children has the potential to become a defining political issue. </w:t>
         <w:br/>
-        <w:t>But this is not a hard-nosed, ax-grinding kind of book. ''The Imperial Middle'' is a work of cultural criticism, and if it is occasionally a bit elusive, it is also imaginative, challenging and a pleasure to read. For anyone ready to cut through our collective delusions and begin the long overdue talk about class, there could not be a more congenial conversationalist than Mr. DeMott.</w:t>
+        <w:t xml:space="preserve">  Whenever this debate starts, it would be nice if both sides avoided poor-mouthing their own situation. Boomers, perhaps, could acknowledge that they benefited from affordable tuition, as well as booms in stock prices and home values. Generation X and those who come after us -- I am 33, on the older end of Ms. Draut's target audience -- could remember that life is mostly better than it used to be. </w:t>
+        <w:br/>
+        <w:t xml:space="preserve">  We will live longer than our parents, on average. The percentage of 30-year-olds with a bachelor's degree has more than doubled since 1970. The nation's divorce rate has stopped rising. Crime has fallen to levels that were unimaginable a generation ago. Inequality has increased, but wages over the last generation have still risen faster than inflation across the economic spectrum. Cross-country plane travel and personal computers have become standard features of middle-class life.</w:t>
+        <w:br/>
+        <w:t xml:space="preserve">  Most of us understand this, too. In a nationwide poll conducted by The New York Times in March, 63 percent of respondents between the ages of 18 and 34 said they had a better standard of living than their parents, and only 13 percent said it was worse.</w:t>
+        <w:br/>
+        <w:t xml:space="preserve">  Unfortunately, Ms. Draut -- who works at Demos, a New York research group -- is not big on weighing pros and cons. Instead, she relies on first-name-only anecdotes and misleading statistics to insist that life keeps getting worse. She uses men, who have received smaller raises than women in recent decades, as a proxy for the entire workforce, for example. She briefly acknowledges that women have made progress, then downplays it by saying that many hold low-wage jobs at Wal-Mart. Young workers, she writes without the benefit of evidence, are ''earning so much less than they used to.''</w:t>
+        <w:br/>
+        <w:t xml:space="preserve">  Summing up her thesis, she offers this quotation from another study: ''With the possible exception of having a larger array of entertainment and other goods to purchase, members of Generation X appear to be worse off by every measure.''</w:t>
+        <w:br/>
+        <w:t xml:space="preserve">  The biggest shame about the overstatements is that they distract from the serious and novel parts of her argument. The economic rules have indeed changed more quickly than society's ability to deal with them, especially when it comes to education. </w:t>
+        <w:br/>
+        <w:t xml:space="preserve">  A college degree is now crucial to good-paying work, but many ambitious students from poor families find it impossible to get through four years. In ''Aiding Students, Buying Students: Financial Aid in America,'' Rupert Wilkinson, a former professor of American history at the University of Sussex, England, uses the charming story about Ann Radcliffe to point out that colleges have often used financial aid for purposes other than attracting poor students. Now, he argues, they should make a new push to open their doors. </w:t>
+        <w:br/>
+        <w:t xml:space="preserve">  There are problems on the younger end of the education spectrum, too. Starting public education at age 5 might have made sense when most women stayed home. But schools should surely start earlier today, especially because we know that early child development matters so much, as Ms. Draut notes.</w:t>
+        <w:br/>
+        <w:t xml:space="preserve">  These are the kind of high-minded projects that a wealthy nation should tackle. It will not happen soon, though, if Americans first need to be convinced that life is generally miserable.</w:t>
+        <w:br/>
+        <w:br/>
+        <w:br/>
+        <w:t>http://www.nytimes.com</w:t>
+        <w:br/>
+        <w:br/>
+        <w:t>Graphic</w:t>
+        <w:br/>
+        <w:br/>
+        <w:t xml:space="preserve"> </w:t>
+        <w:br/>
+        <w:t>Photos</w:t>
       </w:r>
     </w:p>
     <w:sectPr>
